--- a/Word/Module 1/DOCX/Exercices/01_Exercice_Texte_brut_Procedure_accueil.docx
+++ b/Word/Module 1/DOCX/Exercices/01_Exercice_Texte_brut_Procedure_accueil.docx
@@ -3,81 +3,178 @@
 <w:document xmlns:wpc="http://schemas.microsoft.com/office/word/2010/wordprocessingCanvas" xmlns:mo="http://schemas.microsoft.com/office/mac/office/2008/main" xmlns:mc="http://schemas.openxmlformats.org/markup-compatibility/2006" xmlns:mv="urn:schemas-microsoft-com:mac:vml" xmlns:o="urn:schemas-microsoft-com:office:office" xmlns:r="http://schemas.openxmlformats.org/officeDocument/2006/relationships" xmlns:m="http://schemas.openxmlformats.org/officeDocument/2006/math" xmlns:v="urn:schemas-microsoft-com:vml" xmlns:wp14="http://schemas.microsoft.com/office/word/2010/wordprocessingDrawing" xmlns:wp="http://schemas.openxmlformats.org/drawingml/2006/wordprocessingDrawing" xmlns:w10="urn:schemas-microsoft-com:office:word" xmlns:w="http://schemas.openxmlformats.org/wordprocessingml/2006/main" xmlns:w14="http://schemas.microsoft.com/office/word/2010/wordml" xmlns:wpg="http://schemas.microsoft.com/office/word/2010/wordprocessingGroup" xmlns:wpi="http://schemas.microsoft.com/office/word/2010/wordprocessingInk" xmlns:wne="http://schemas.microsoft.com/office/word/2006/wordml" xmlns:wps="http://schemas.microsoft.com/office/word/2010/wordprocessingShape" mc:Ignorable="w14 wp14">
   <w:body>
     <w:p>
+      <w:pPr>
+        <w:spacing w:after="160" w:before="0"/>
+      </w:pPr>
       <w:r>
+        <w:rPr>
+          <w:rFonts w:ascii="Calibri" w:hAnsi="Calibri" w:eastAsia="Calibri"/>
+          <w:sz w:val="22"/>
+        </w:rPr>
         <w:t>Procédure interne - Accueil d'un nouveau collaborateur</w:t>
       </w:r>
     </w:p>
     <w:p>
+      <w:pPr>
+        <w:spacing w:after="160" w:before="0"/>
+      </w:pPr>
       <w:r>
-        <w:t>avant l'arrivée</w:t>
+        <w:rPr>
+          <w:rFonts w:ascii="Calibri" w:hAnsi="Calibri" w:eastAsia="Calibri"/>
+          <w:sz w:val="22"/>
+        </w:rPr>
+        <w:t>Avant l'arrivée</w:t>
       </w:r>
     </w:p>
     <w:p>
+      <w:pPr>
+        <w:spacing w:after="160" w:before="0"/>
+      </w:pPr>
       <w:r>
-        <w:t>préparer les accès</w:t>
+        <w:rPr>
+          <w:rFonts w:ascii="Calibri" w:hAnsi="Calibri" w:eastAsia="Calibri"/>
+          <w:sz w:val="22"/>
+        </w:rPr>
+        <w:t>Préparer les accès</w:t>
       </w:r>
     </w:p>
     <w:p>
+      <w:pPr>
+        <w:spacing w:after="160" w:before="0"/>
+      </w:pPr>
       <w:r>
-        <w:t>le responsable vérifie que les demandes d'accès sont introduites avant l'arrivée du collaborateur</w:t>
+        <w:rPr>
+          <w:rFonts w:ascii="Calibri" w:hAnsi="Calibri" w:eastAsia="Calibri"/>
+          <w:sz w:val="22"/>
+        </w:rPr>
+        <w:t>Le responsable vérifie que les demandes d'accès sont introduites avant l'arrivée du collaborateur</w:t>
       </w:r>
     </w:p>
     <w:p>
+      <w:pPr>
+        <w:spacing w:after="160" w:before="0"/>
+      </w:pPr>
       <w:r>
-        <w:t>préparer le matériel</w:t>
+        <w:rPr>
+          <w:rFonts w:ascii="Calibri" w:hAnsi="Calibri" w:eastAsia="Calibri"/>
+          <w:sz w:val="22"/>
+        </w:rPr>
+        <w:t>Préparer le matériel</w:t>
       </w:r>
     </w:p>
     <w:p>
+      <w:pPr>
+        <w:spacing w:after="160" w:before="0"/>
+      </w:pPr>
       <w:r>
-        <w:t>le poste de travail, le badge et les informations utiles sont préparés</w:t>
+        <w:rPr>
+          <w:rFonts w:ascii="Calibri" w:hAnsi="Calibri" w:eastAsia="Calibri"/>
+          <w:sz w:val="22"/>
+        </w:rPr>
+        <w:t>Le poste de travail, le badge et les informations utiles sont préparés</w:t>
       </w:r>
     </w:p>
     <w:p>
+      <w:pPr>
+        <w:spacing w:after="160" w:before="0"/>
+      </w:pPr>
       <w:r>
-        <w:t>le premier jour</w:t>
+        <w:rPr>
+          <w:rFonts w:ascii="Calibri" w:hAnsi="Calibri" w:eastAsia="Calibri"/>
+          <w:sz w:val="22"/>
+        </w:rPr>
+        <w:t>Le premier jour</w:t>
       </w:r>
     </w:p>
     <w:p>
+      <w:pPr>
+        <w:spacing w:after="160" w:before="0"/>
+      </w:pPr>
       <w:r>
-        <w:t>accueil dans l'équipe</w:t>
+        <w:rPr>
+          <w:rFonts w:ascii="Calibri" w:hAnsi="Calibri" w:eastAsia="Calibri"/>
+          <w:sz w:val="22"/>
+        </w:rPr>
+        <w:t>Accueil dans l'équipe</w:t>
       </w:r>
     </w:p>
     <w:p>
+      <w:pPr>
+        <w:spacing w:after="160" w:before="0"/>
+      </w:pPr>
       <w:r>
-        <w:t>présentation des outils</w:t>
+        <w:rPr>
+          <w:rFonts w:ascii="Calibri" w:hAnsi="Calibri" w:eastAsia="Calibri"/>
+          <w:sz w:val="22"/>
+        </w:rPr>
+        <w:t>Présentation des outils</w:t>
       </w:r>
     </w:p>
     <w:p>
+      <w:pPr>
+        <w:spacing w:after="160" w:before="0"/>
+      </w:pPr>
       <w:r>
-        <w:t>les outils principaux sont : session Windows, messagerie, intranet, dossiers partagés</w:t>
+        <w:rPr>
+          <w:rFonts w:ascii="Calibri" w:hAnsi="Calibri" w:eastAsia="Calibri"/>
+          <w:sz w:val="22"/>
+        </w:rPr>
+        <w:t>Les outils principaux sont : session Windows, messagerie, intranet, dossiers partagés</w:t>
       </w:r>
     </w:p>
     <w:p>
+      <w:pPr>
+        <w:spacing w:after="160" w:before="0"/>
+      </w:pPr>
       <w:r>
-        <w:t>après la première semaine</w:t>
+        <w:rPr>
+          <w:rFonts w:ascii="Calibri" w:hAnsi="Calibri" w:eastAsia="Calibri"/>
+          <w:sz w:val="22"/>
+        </w:rPr>
+        <w:t>Après la première semaine</w:t>
       </w:r>
     </w:p>
     <w:p>
+      <w:pPr>
+        <w:spacing w:after="160" w:before="0"/>
+      </w:pPr>
       <w:r>
-        <w:t>point de suivi</w:t>
+        <w:rPr>
+          <w:rFonts w:ascii="Calibri" w:hAnsi="Calibri" w:eastAsia="Calibri"/>
+          <w:sz w:val="22"/>
+        </w:rPr>
+        <w:t>Point de suivi</w:t>
       </w:r>
     </w:p>
     <w:p>
+      <w:pPr>
+        <w:spacing w:after="160" w:before="0"/>
+      </w:pPr>
       <w:r>
-        <w:t>ajustements éventuels</w:t>
+        <w:rPr>
+          <w:rFonts w:ascii="Calibri" w:hAnsi="Calibri" w:eastAsia="Calibri"/>
+          <w:sz w:val="22"/>
+        </w:rPr>
+        <w:t>Ajustements éventuels</w:t>
       </w:r>
     </w:p>
     <w:p>
+      <w:pPr>
+        <w:spacing w:after="240" w:before="0"/>
+      </w:pPr>
       <w:r>
         <w:rPr>
+          <w:rFonts w:ascii="Calibri" w:hAnsi="Calibri" w:eastAsia="Calibri"/>
           <w:i/>
+          <w:color w:val="666666"/>
+          <w:sz w:val="22"/>
         </w:rPr>
-        <w:t>Consigne : appliquez le style Titre au titre principal, puis Titre 1 aux grandes parties, Titre 2 aux sous-parties et Normal au texte. Transformez l'énumération des outils en liste à puces, encadrez le titre principal (bordure + trame légère) et utilisez le pinceau (Reproduire la mise en forme) pour homogénéiser une mise en valeur.</w:t>
+        <w:t>Consigne : appliquez le style Titre au titre principal, puis Titre 1 aux trois grandes parties, Titre 2 aux sous-parties et Normal au texte. Aérez (interligne, espacement) et mettez un mot clé en gras. Transformez l'énumération des outils en liste à puces, encadrez le titre (bordure + trame légère) et reproduisez la mise en valeur avec le pinceau.</w:t>
       </w:r>
     </w:p>
     <w:sectPr>
-      <w:pgSz w:w="12240" w:h="15840"/>
-      <w:pgMar w:top="1440" w:right="1800" w:bottom="1440" w:left="1800" w:header="720" w:footer="720" w:gutter="0"/>
+      <w:pgSz w:w="11906" w:h="16838"/>
+      <w:pgMar w:top="1134" w:right="1417" w:bottom="1134" w:left="1417" w:header="720" w:footer="720" w:gutter="0"/>
       <w:cols w:space="720"/>
       <w:docGrid w:linePitch="360"/>
     </w:sectPr>
